--- a/engine/adib_study/ADIB_Valuation_Study_10-09-2026.docx
+++ b/engine/adib_study/ADIB_Valuation_Study_10-09-2026.docx
@@ -88,6 +88,20 @@
           <w:sz w:val="20"/>
         </w:rPr>
         <w:t>Fundamental analysis · technical analysis · Monte Carlo simulation — one integrated read</w:t>
+      </w:r>
+    </w:p>
+    <w:p>
+      <w:pPr>
+        <w:spacing w:after="120" w:before="0"/>
+      </w:pPr>
+      <w:r>
+        <w:rPr>
+          <w:b w:val="0"/>
+          <w:i w:val="0"/>
+          <w:color w:val="6E7B77"/>
+          <w:sz w:val="16"/>
+        </w:rPr>
+        <w:t>PRICE DATE 3 September 2026 — the latest known close, the price this valuation is measured against.   ISSUE DATE 10 September 2026 — the day this edition was issued. A recalibration issues a new document carrying its own issue date; the two dates are stated separately because they are not the same fact.</w:t>
       </w:r>
     </w:p>
     <w:p>

--- a/engine/adib_study/ADIB_Valuation_Study_10-09-2026.docx
+++ b/engine/adib_study/ADIB_Valuation_Study_10-09-2026.docx
@@ -317,7 +317,7 @@
           <w:color w:val="1C3A36"/>
           <w:sz w:val="21"/>
         </w:rPr>
-        <w:t>The dividend-discount lens, which is the primary read for a bank, values the shares at EGP 44.46. Free cash flow to equity gives EGP 43.17 and residual income EGP 46.01 — a spread of EGP 2.84 across the three present-value reads. The market is at EGP 52.05. The study is 14.6% below it, the disagreement is audited in a separate review published with this document, and the two things that would close most of it are named there: a fresher Egyptian ten-year yield than the one this study is carrying, and a loss charge closer to the last six months than to the last four years.</w:t>
+        <w:t>The dividend-discount lens, which is the primary read for a bank, values the shares at EGP 51.13. Free cash flow to equity gives EGP 49.89 and residual income EGP 52.81 — a spread of EGP 2.92 across the three present-value reads. The market is at EGP 52.05. The study is 1.8% below it, the disagreement is audited in a separate review published with this document, and the two things that would close most of it are named there: a fresher Egyptian ten-year yield than the one this study is carrying, and a loss charge closer to the last six months than to the last four years.</w:t>
       </w:r>
     </w:p>
     <w:p>
@@ -472,7 +472,7 @@
                 <w:color w:val="1C3A36"/>
                 <w:sz w:val="17"/>
               </w:rPr>
-              <w:t>EGP 44.46</w:t>
+              <w:t>EGP 51.13</w:t>
             </w:r>
           </w:p>
         </w:tc>
@@ -545,7 +545,7 @@
                 <w:color w:val="1C3A36"/>
                 <w:sz w:val="17"/>
               </w:rPr>
-              <w:t>EGP 43.17</w:t>
+              <w:t>EGP 49.89</w:t>
             </w:r>
           </w:p>
         </w:tc>
@@ -618,7 +618,7 @@
                 <w:color w:val="1C3A36"/>
                 <w:sz w:val="17"/>
               </w:rPr>
-              <w:t>EGP 46.01</w:t>
+              <w:t>EGP 52.81</w:t>
             </w:r>
           </w:p>
         </w:tc>
@@ -764,7 +764,7 @@
                 <w:color w:val="1C3A36"/>
                 <w:sz w:val="17"/>
               </w:rPr>
-              <w:t>EGP 47.47</w:t>
+              <w:t>EGP 55.11</w:t>
             </w:r>
           </w:p>
         </w:tc>
@@ -1030,7 +1030,7 @@
                 <w:color w:val="1C3A36"/>
                 <w:sz w:val="18"/>
               </w:rPr>
-              <w:t>EGP 43.17</w:t>
+              <w:t>EGP 49.89</w:t>
             </w:r>
           </w:p>
         </w:tc>
@@ -1048,7 +1048,7 @@
                 <w:color w:val="1C3A36"/>
                 <w:sz w:val="18"/>
               </w:rPr>
-              <w:t>-17.1%</w:t>
+              <w:t>-4.1%</w:t>
             </w:r>
           </w:p>
         </w:tc>
@@ -1086,7 +1086,7 @@
                 <w:color w:val="1C3A36"/>
                 <w:sz w:val="18"/>
               </w:rPr>
-              <w:t>EGP 44.46</w:t>
+              <w:t>EGP 51.13</w:t>
             </w:r>
           </w:p>
         </w:tc>
@@ -1104,7 +1104,7 @@
                 <w:color w:val="1C3A36"/>
                 <w:sz w:val="18"/>
               </w:rPr>
-              <w:t>-14.6%</w:t>
+              <w:t>-1.8%</w:t>
             </w:r>
           </w:p>
         </w:tc>
@@ -1142,7 +1142,7 @@
                 <w:color w:val="1C3A36"/>
                 <w:sz w:val="18"/>
               </w:rPr>
-              <w:t>EGP 46.01</w:t>
+              <w:t>EGP 52.81</w:t>
             </w:r>
           </w:p>
         </w:tc>
@@ -1160,7 +1160,7 @@
                 <w:color w:val="1C3A36"/>
                 <w:sz w:val="18"/>
               </w:rPr>
-              <w:t>-11.6%</w:t>
+              <w:t>1.5%</w:t>
             </w:r>
           </w:p>
         </w:tc>
@@ -4292,7 +4292,7 @@
           <w:color w:val="1C3A36"/>
           <w:sz w:val="21"/>
         </w:rPr>
-        <w:t>Attributable book value was EGP 29.04 a share at 30 June 2026 — EGP 43.56 billion over 1,500 million shares. That is the floor: what a shareholder owns if the bank stops compounding tomorrow. Capitalised at the price-to-book its own long-run return supports (1.63 times, from a 24.7% terminal return against a 17.8% terminal cost of equity and 7.0% growth), the same book is worth EGP 47.47 a share.</w:t>
+        <w:t>Attributable book value was EGP 29.04 a share at 30 June 2026 — EGP 43.56 billion over 1,500 million shares. That is the floor: what a shareholder owns if the bank stops compounding tomorrow. Capitalised at the price-to-book its own long-run return supports (1.90 times, from a 24.7% terminal return against a 16.3% terminal cost of equity and 7.0% growth), the same book is worth EGP 55.11 a share.</w:t>
       </w:r>
     </w:p>
     <w:p>
@@ -4334,7 +4334,7 @@
           <w:color w:val="1C3A36"/>
           <w:sz w:val="21"/>
         </w:rPr>
-        <w:t>At the central the shares stand on 1.37 times forecast 2026 book and 4.9 times forecast 2026 earnings. At the market they stand on 1.60 times and 5.8 times. Applying the price-to-book and price-to-earnings bands Egyptian large-cap banks trade in to the 2026 forecast gives EGP 60.82 a share.</w:t>
+        <w:t>At the central the shares stand on 1.58 times forecast 2026 book and 5.7 times forecast 2026 earnings. At the market they stand on 1.60 times and 5.8 times. Applying the price-to-book and price-to-earnings bands Egyptian large-cap banks trade in to the 2026 forecast gives EGP 60.82 a share.</w:t>
       </w:r>
     </w:p>
     <w:tbl>
@@ -4439,7 +4439,7 @@
           <w:color w:val="1C3A36"/>
           <w:sz w:val="21"/>
         </w:rPr>
-        <w:t>The dividend discount is the central at EGP 44.46. Residual income, the relative multiple and book value sit beside it as cross-checks, and free cash flow to equity is published because it is the same flow reached a different way. They are not averaged. The envelope is the range of the three present-value reads — EGP 43.17 at the low end, EGP 46.01 at the high — and no spread is invented around it.</w:t>
+        <w:t>The dividend discount is the central at EGP 51.13. Residual income, the relative multiple and book value sit beside it as cross-checks, and free cash flow to equity is published because it is the same flow reached a different way. They are not averaged. The envelope is the range of the three present-value reads — EGP 49.89 at the low end, EGP 52.81 at the high — and no spread is invented around it.</w:t>
       </w:r>
     </w:p>
     <w:tbl>
@@ -4581,7 +4581,7 @@
                 <w:color w:val="1C3A36"/>
                 <w:sz w:val="17"/>
               </w:rPr>
-              <w:t>EGP 44.46</w:t>
+              <w:t>EGP 51.13</w:t>
             </w:r>
           </w:p>
         </w:tc>
@@ -4655,7 +4655,7 @@
                 <w:color w:val="1C3A36"/>
                 <w:sz w:val="17"/>
               </w:rPr>
-              <w:t>EGP 43.17</w:t>
+              <w:t>EGP 49.89</w:t>
             </w:r>
           </w:p>
         </w:tc>
@@ -4673,7 +4673,7 @@
                 <w:color w:val="1C3A36"/>
                 <w:sz w:val="17"/>
               </w:rPr>
-              <w:t>-2.9%</w:t>
+              <w:t>-2.4%</w:t>
             </w:r>
           </w:p>
         </w:tc>
@@ -4729,7 +4729,7 @@
                 <w:color w:val="1C3A36"/>
                 <w:sz w:val="17"/>
               </w:rPr>
-              <w:t>EGP 46.01</w:t>
+              <w:t>EGP 52.81</w:t>
             </w:r>
           </w:p>
         </w:tc>
@@ -4747,7 +4747,7 @@
                 <w:color w:val="1C3A36"/>
                 <w:sz w:val="17"/>
               </w:rPr>
-              <w:t>3.5%</w:t>
+              <w:t>3.3%</w:t>
             </w:r>
           </w:p>
         </w:tc>
@@ -4821,7 +4821,7 @@
                 <w:color w:val="1C3A36"/>
                 <w:sz w:val="17"/>
               </w:rPr>
-              <w:t>36.8%</w:t>
+              <w:t>19.0%</w:t>
             </w:r>
           </w:p>
         </w:tc>
@@ -4877,7 +4877,7 @@
                 <w:color w:val="1C3A36"/>
                 <w:sz w:val="17"/>
               </w:rPr>
-              <w:t>EGP 47.47</w:t>
+              <w:t>EGP 55.11</w:t>
             </w:r>
           </w:p>
         </w:tc>
@@ -4895,7 +4895,7 @@
                 <w:color w:val="1C3A36"/>
                 <w:sz w:val="17"/>
               </w:rPr>
-              <w:t>6.8%</w:t>
+              <w:t>7.8%</w:t>
             </w:r>
           </w:p>
         </w:tc>
@@ -4969,7 +4969,7 @@
                 <w:color w:val="1C3A36"/>
                 <w:sz w:val="17"/>
               </w:rPr>
-              <w:t>-22.2%</w:t>
+              <w:t>-32.3%</w:t>
             </w:r>
           </w:p>
         </w:tc>
@@ -5023,7 +5023,7 @@
           <w:color w:val="1C3A36"/>
           <w:sz w:val="21"/>
         </w:rPr>
-        <w:t>The three present-value lenses land within EGP 2.84 of each other, which is worth a sentence because they did not always. An earlier version of this model typed a dividend payout path instead of deriving it, and under that version the dividend lens and the free-cash-flow lens disagreed by about EGP 7.00 a share while the model quietly accumulated capital it had no use for. The disagreement between two lenses was the only thing that said so.</w:t>
+        <w:t>The three present-value lenses land within EGP 2.92 of each other, which is worth a sentence because they did not always. An earlier version of this model typed a dividend payout path instead of deriving it, and under that version the dividend lens and the free-cash-flow lens disagreed by about EGP 7.00 a share while the model quietly accumulated capital it had no use for. The disagreement between two lenses was the only thing that said so.</w:t>
       </w:r>
     </w:p>
     <w:p>
@@ -5797,7 +5797,7 @@
           <w:color w:val="1C3A36"/>
           <w:sz w:val="21"/>
         </w:rPr>
-        <w:t>The June 2026 half printed a 38.6% annualised return on equity and charged 2.176 million of credit losses. Annualise that half and the bank earns about EGP 15.1 billion in 2026 and the shares are on four times earnings. Do it for five years and this study's central is EGP 57.22 a share rather than EGP 44.46. But a half-year at a 0.003% loss rate is not a business model; it is a release, on a book that carried charges of 2.7% of financing in both 2023 and 2024. The bank is growing customer financing at close to 30% a half — new lending does not default in its first year, and the loss charge on it arrives later.</w:t>
+        <w:t>The June 2026 half printed a 38.6% annualised return on equity and charged 2.176 million of credit losses. Annualise that half and the bank earns about EGP 15.1 billion in 2026 and the shares are on four times earnings. Do it for five years and this study's central is EGP 65.61 a share rather than EGP 51.13. But a half-year at a 0.003% loss rate is not a business model; it is a release, on a book that carried charges of 2.7% of financing in both 2023 and 2024. The bank is growing customer financing at close to 30% a half — new lending does not default in its first year, and the loss charge on it arrives later.</w:t>
       </w:r>
     </w:p>
     <w:p>
@@ -6296,7 +6296,7 @@
                 <w:color w:val="1C3A36"/>
                 <w:sz w:val="16"/>
               </w:rPr>
-              <w:t>27.49%</w:t>
+              <w:t>27.24%</w:t>
             </w:r>
           </w:p>
         </w:tc>
@@ -6314,7 +6314,7 @@
                 <w:color w:val="1C3A36"/>
                 <w:sz w:val="16"/>
               </w:rPr>
-              <w:t>25.55%</w:t>
+              <w:t>25.05%</w:t>
             </w:r>
           </w:p>
         </w:tc>
@@ -6332,7 +6332,7 @@
                 <w:color w:val="1C3A36"/>
                 <w:sz w:val="16"/>
               </w:rPr>
-              <w:t>23.62%</w:t>
+              <w:t>22.87%</w:t>
             </w:r>
           </w:p>
         </w:tc>
@@ -6350,7 +6350,7 @@
                 <w:color w:val="1C3A36"/>
                 <w:sz w:val="16"/>
               </w:rPr>
-              <w:t>21.69%</w:t>
+              <w:t>20.69%</w:t>
             </w:r>
           </w:p>
         </w:tc>
@@ -6368,7 +6368,7 @@
                 <w:color w:val="1C3A36"/>
                 <w:sz w:val="16"/>
               </w:rPr>
-              <w:t>19.76%</w:t>
+              <w:t>18.51%</w:t>
             </w:r>
           </w:p>
         </w:tc>
@@ -6386,7 +6386,7 @@
                 <w:color w:val="1C3A36"/>
                 <w:sz w:val="16"/>
               </w:rPr>
-              <w:t>17.82%</w:t>
+              <w:t>16.32%</w:t>
             </w:r>
           </w:p>
         </w:tc>
@@ -6978,7 +6978,7 @@
                 <w:color w:val="1C3A36"/>
                 <w:sz w:val="16"/>
               </w:rPr>
-              <w:t>17.82%</w:t>
+              <w:t>16.32%</w:t>
             </w:r>
           </w:p>
         </w:tc>
@@ -6996,7 +6996,7 @@
                 <w:color w:val="1C3A36"/>
                 <w:sz w:val="16"/>
               </w:rPr>
-              <w:t>a 10.50% terminal risk-free rate — itself derived as 7.0% terminal inflation plus a 3.5% real convention — plus the same beta times a normalised 7.0% premium</w:t>
+              <w:t>a 9.00% terminal risk-free rate — itself derived as 7.0% terminal inflation plus a 2.0% real convention — plus the same beta times a normalised 7.0% premium</w:t>
             </w:r>
           </w:p>
         </w:tc>
@@ -7073,7 +7073,7 @@
                 <w:color w:val="1C3A36"/>
                 <w:sz w:val="19"/>
               </w:rPr>
-              <w:t>ONE INPUT IN THIS STUDY IS STALE AND IT IS THE MOST IMPORTANT ONE. The Egyptian ten-year yield of 23.00% is dated 6 August 2026 — 34 days before the price this study is struck against, and beyond the fortnight this house allows such a quote to stand. A live re-source was attempted on 9 September down four routes and all four failed: the central bank's bond-auction pages return an error, its data endpoint returns the website rather than the data, and two market-data providers render their yield tables in a way that cannot be read without a browser. The only recent evidence found is that the same yield averaged 21.29% between late April and late May 2026, which is 171 basis points BELOW what this study is carrying. At that rate the central would be EGP 53.99 rather than EGP 44.46. The rate is carried, the staleness is declared, the sensitivity is in 1.9, and a current quote is the first thing this study would want.</w:t>
+              <w:t>ONE INPUT IN THIS STUDY IS STALE AND IT IS THE MOST IMPORTANT ONE. The Egyptian ten-year yield of 23.00% is dated 6 August 2026 — 34 days before the price this study is struck against, and beyond the fortnight this house allows such a quote to stand. A live re-source was attempted on 9 September down four routes and all four failed: the central bank's bond-auction pages return an error, its data endpoint returns the website rather than the data, and two market-data providers render their yield tables in a way that cannot be read without a browser. The only recent evidence found is that the same yield averaged 21.29% between late April and late May 2026, which is 171 basis points BELOW what this study is carrying. At that rate the central would be EGP 64.02 rather than EGP 51.13. The rate is carried, the staleness is declared, the sensitivity is in 1.9, and a current quote is the first thing this study would want.</w:t>
             </w:r>
           </w:p>
         </w:tc>
@@ -7217,7 +7217,7 @@
                 <w:color w:val="1C3A36"/>
                 <w:sz w:val="17"/>
               </w:rPr>
-              <w:t>EGP 39.46</w:t>
+              <w:t>EGP 45.47</w:t>
             </w:r>
           </w:p>
         </w:tc>
@@ -7235,7 +7235,7 @@
                 <w:color w:val="1C3A36"/>
                 <w:sz w:val="17"/>
               </w:rPr>
-              <w:t>-11.2%</w:t>
+              <w:t>-11.1%</w:t>
             </w:r>
           </w:p>
         </w:tc>
@@ -7273,7 +7273,7 @@
                 <w:color w:val="1C3A36"/>
                 <w:sz w:val="17"/>
               </w:rPr>
-              <w:t>EGP 49.46</w:t>
+              <w:t>EGP 56.79</w:t>
             </w:r>
           </w:p>
         </w:tc>
@@ -7291,7 +7291,7 @@
                 <w:color w:val="1C3A36"/>
                 <w:sz w:val="17"/>
               </w:rPr>
-              <w:t>11.2%</w:t>
+              <w:t>11.1%</w:t>
             </w:r>
           </w:p>
         </w:tc>
@@ -7329,7 +7329,7 @@
                 <w:color w:val="1C3A36"/>
                 <w:sz w:val="17"/>
               </w:rPr>
-              <w:t>EGP 34.57</w:t>
+              <w:t>EGP 39.94</w:t>
             </w:r>
           </w:p>
         </w:tc>
@@ -7347,7 +7347,7 @@
                 <w:color w:val="1C3A36"/>
                 <w:sz w:val="17"/>
               </w:rPr>
-              <w:t>-22.2%</w:t>
+              <w:t>-21.9%</w:t>
             </w:r>
           </w:p>
         </w:tc>
@@ -7385,7 +7385,7 @@
                 <w:color w:val="1C3A36"/>
                 <w:sz w:val="17"/>
               </w:rPr>
-              <w:t>EGP 54.35</w:t>
+              <w:t>EGP 62.31</w:t>
             </w:r>
           </w:p>
         </w:tc>
@@ -7403,7 +7403,7 @@
                 <w:color w:val="1C3A36"/>
                 <w:sz w:val="17"/>
               </w:rPr>
-              <w:t>22.2%</w:t>
+              <w:t>21.9%</w:t>
             </w:r>
           </w:p>
         </w:tc>
@@ -7441,7 +7441,7 @@
                 <w:color w:val="1C3A36"/>
                 <w:sz w:val="17"/>
               </w:rPr>
-              <w:t>EGP 36.00</w:t>
+              <w:t>EGP 41.56</w:t>
             </w:r>
           </w:p>
         </w:tc>
@@ -7459,7 +7459,7 @@
                 <w:color w:val="1C3A36"/>
                 <w:sz w:val="17"/>
               </w:rPr>
-              <w:t>-19.0%</w:t>
+              <w:t>-18.7%</w:t>
             </w:r>
           </w:p>
         </w:tc>
@@ -7497,7 +7497,7 @@
                 <w:color w:val="1C3A36"/>
                 <w:sz w:val="17"/>
               </w:rPr>
-              <w:t>EGP 52.92</w:t>
+              <w:t>EGP 60.69</w:t>
             </w:r>
           </w:p>
         </w:tc>
@@ -7515,7 +7515,7 @@
                 <w:color w:val="1C3A36"/>
                 <w:sz w:val="17"/>
               </w:rPr>
-              <w:t>19.0%</w:t>
+              <w:t>18.7%</w:t>
             </w:r>
           </w:p>
         </w:tc>
@@ -7553,7 +7553,7 @@
                 <w:color w:val="1C3A36"/>
                 <w:sz w:val="17"/>
               </w:rPr>
-              <w:t>EGP 38.70</w:t>
+              <w:t>EGP 43.85</w:t>
             </w:r>
           </w:p>
         </w:tc>
@@ -7571,7 +7571,7 @@
                 <w:color w:val="1C3A36"/>
                 <w:sz w:val="17"/>
               </w:rPr>
-              <w:t>-13.0%</w:t>
+              <w:t>-14.2%</w:t>
             </w:r>
           </w:p>
         </w:tc>
@@ -7609,7 +7609,7 @@
                 <w:color w:val="1C3A36"/>
                 <w:sz w:val="17"/>
               </w:rPr>
-              <w:t>EGP 50.97</w:t>
+              <w:t>EGP 59.38</w:t>
             </w:r>
           </w:p>
         </w:tc>
@@ -7627,7 +7627,7 @@
                 <w:color w:val="1C3A36"/>
                 <w:sz w:val="17"/>
               </w:rPr>
-              <w:t>14.6%</w:t>
+              <w:t>16.1%</w:t>
             </w:r>
           </w:p>
         </w:tc>
@@ -7665,7 +7665,7 @@
                 <w:color w:val="1C3A36"/>
                 <w:sz w:val="17"/>
               </w:rPr>
-              <w:t>EGP 36.60</w:t>
+              <w:t>EGP 41.06</w:t>
             </w:r>
           </w:p>
         </w:tc>
@@ -7683,7 +7683,7 @@
                 <w:color w:val="1C3A36"/>
                 <w:sz w:val="17"/>
               </w:rPr>
-              <w:t>-17.7%</w:t>
+              <w:t>-19.7%</w:t>
             </w:r>
           </w:p>
         </w:tc>
@@ -7721,7 +7721,7 @@
                 <w:color w:val="1C3A36"/>
                 <w:sz w:val="17"/>
               </w:rPr>
-              <w:t>EGP 55.97</w:t>
+              <w:t>EGP 66.81</w:t>
             </w:r>
           </w:p>
         </w:tc>
@@ -7739,7 +7739,7 @@
                 <w:color w:val="1C3A36"/>
                 <w:sz w:val="17"/>
               </w:rPr>
-              <w:t>25.9%</w:t>
+              <w:t>30.7%</w:t>
             </w:r>
           </w:p>
         </w:tc>
@@ -7777,7 +7777,7 @@
                 <w:color w:val="1C3A36"/>
                 <w:sz w:val="17"/>
               </w:rPr>
-              <w:t>EGP 46.08</w:t>
+              <w:t>EGP 53.75</w:t>
             </w:r>
           </w:p>
         </w:tc>
@@ -7795,7 +7795,7 @@
                 <w:color w:val="1C3A36"/>
                 <w:sz w:val="17"/>
               </w:rPr>
-              <w:t>3.6%</w:t>
+              <w:t>5.1%</w:t>
             </w:r>
           </w:p>
         </w:tc>
@@ -7833,7 +7833,7 @@
                 <w:color w:val="1C3A36"/>
                 <w:sz w:val="17"/>
               </w:rPr>
-              <w:t>EGP 43.09</w:t>
+              <w:t>EGP 48.98</w:t>
             </w:r>
           </w:p>
         </w:tc>
@@ -7851,7 +7851,7 @@
                 <w:color w:val="1C3A36"/>
                 <w:sz w:val="17"/>
               </w:rPr>
-              <w:t>-3.1%</w:t>
+              <w:t>-4.2%</w:t>
             </w:r>
           </w:p>
         </w:tc>
@@ -7887,7 +7887,7 @@
           <w:color w:val="1C3A36"/>
           <w:sz w:val="21"/>
         </w:rPr>
-        <w:t>The margin drivers dominate, which is what a bank should look like: fifty basis points on the asset yield is worth 22.2% of the value and fifty on the funding cost 19.0%. The loss charge is worth 11.2% per fifty basis points. Terminal growth is worth almost nothing — 3.6% for a full percentage point — because the terminal discount rate is high enough that a far-future pound is worth very little today, and that is the honest shape of an Egyptian valuation rather than a modelling convenience.</w:t>
+        <w:t>The margin drivers dominate, which is what a bank should look like: fifty basis points on the asset yield is worth 21.9% of the value and fifty on the funding cost 18.7%. The loss charge is worth 11.1% per fifty basis points. Terminal growth is worth almost nothing — 5.1% for a full percentage point — because the terminal discount rate is high enough that a far-future pound is worth very little today, and that is the honest shape of an Egyptian valuation rather than a modelling convenience.</w:t>
       </w:r>
     </w:p>
     <w:p>
@@ -8843,7 +8843,7 @@
                 <w:color w:val="1C3A36"/>
                 <w:sz w:val="17"/>
               </w:rPr>
-              <w:t>central EGP 44.46, envelope EGP 43.17 to EGP 46.01, which is -14.6% against the 3 September close of EGP 52.05</w:t>
+              <w:t>central EGP 51.13, envelope EGP 49.89 to EGP 52.81, which is -1.8% against the 3 September close of EGP 52.05</w:t>
             </w:r>
           </w:p>
         </w:tc>
@@ -9044,7 +9044,7 @@
           <w:color w:val="1C3A36"/>
           <w:sz w:val="21"/>
         </w:rPr>
-        <w:t>The one number that matters is the expected-credit-loss line. If the nine months to September still carry almost no charge, the case for this study's 1.00% assumption weakens sharply and the central moves toward EGP 57.22. If the charge normalises in the third quarter, it strengthens.</w:t>
+        <w:t>The one number that matters is the expected-credit-loss line. If the nine months to September still carry almost no charge, the case for this study's 1.00% assumption weakens sharply and the central moves toward EGP 65.61. If the charge normalises in the third quarter, it strengthens.</w:t>
       </w:r>
     </w:p>
     <w:p>
@@ -9065,7 +9065,7 @@
           <w:color w:val="1C3A36"/>
           <w:sz w:val="21"/>
         </w:rPr>
-        <w:t>The rate has been held for four consecutive meetings at 19.00%. The published path takes it to 12.00% by 2030. Cuts faster than that compress the margin faster than this study assumes; a pause does the opposite. Fifty basis points on the asset yield is worth 22.2% of the value.</w:t>
+        <w:t>The rate has been held for four consecutive meetings at 19.00%. The published path takes it to 12.00% by 2030. Cuts faster than that compress the margin faster than this study assumes; a pause does the opposite. Fifty basis points on the asset yield is worth 21.9% of the value.</w:t>
       </w:r>
     </w:p>
     <w:p>
@@ -9128,7 +9128,7 @@
           <w:color w:val="1C3A36"/>
           <w:sz w:val="21"/>
         </w:rPr>
-        <w:t>Not a company event, but the largest single uncertainty in this study. The rate it uses is 34 days old; the only recent market evidence points 171 basis points lower, and that alone is worth EGP 9.52 a share.</w:t>
+        <w:t>Not a company event, but the largest single uncertainty in this study. The rate it uses is 34 days old; the only recent market evidence points 171 basis points lower, and that alone is worth EGP 12.89 a share.</w:t>
       </w:r>
     </w:p>
     <w:p>
@@ -9283,7 +9283,7 @@
           <w:color w:val="1C3A36"/>
           <w:sz w:val="21"/>
         </w:rPr>
-        <w:t>THE FAIR-VALUE ENVELOPE IN THIS STUDY IS NARROW AND THAT IS NOT A CONFIDENCE STATEMENT. EGP 43.17 to EGP 46.01 is the spread between three ways of discounting the same capital-constrained flow, and they agree because they are close cousins. It is not the range of outcomes. The range of outcomes is in the box above and it is much wider.</w:t>
+        <w:t>THE FAIR-VALUE ENVELOPE IN THIS STUDY IS NARROW AND THAT IS NOT A CONFIDENCE STATEMENT. EGP 49.89 to EGP 52.81 is the spread between three ways of discounting the same capital-constrained flow, and they agree because they are close cousins. It is not the range of outcomes. The range of outcomes is in the box above and it is much wider.</w:t>
       </w:r>
     </w:p>
     <w:p>
@@ -9304,7 +9304,7 @@
           <w:color w:val="1C3A36"/>
           <w:sz w:val="21"/>
         </w:rPr>
-        <w:t>The bank charged 2.176 million of credit losses in six months. This study assumes 1.00% of average financing in 2026 and 1.30% after. If the release proves structural the central is EGP 57.22; if the loss charge returns to its 2022-25 mean of 2.09% it is nearer EGP 22.00. Both ends are plausible on the evidence in hand.</w:t>
+        <w:t>The bank charged 2.176 million of credit losses in six months. This study assumes 1.00% of average financing in 2026 and 1.30% after. If the release proves structural the central is EGP 65.61; if the loss charge returns to its 2022-25 mean of 2.09% it is nearer EGP 22.00. Both ends are plausible on the evidence in hand.</w:t>
       </w:r>
     </w:p>
     <w:p>
@@ -9325,7 +9325,7 @@
           <w:color w:val="1C3A36"/>
           <w:sz w:val="21"/>
         </w:rPr>
-        <w:t>Named already in 1.8 and repeated here because it is the largest single uncertainty. Four live re-source routes failed on the study date. The only recent market evidence found points 171 basis points below the rate carried, which alone is worth EGP 9.52 a share.</w:t>
+        <w:t>Named already in 1.8 and repeated here because it is the largest single uncertainty. Four live re-source routes failed on the study date. The only recent market evidence found points 171 basis points below the rate carried, which alone is worth EGP 12.89 a share.</w:t>
       </w:r>
     </w:p>
     <w:p>
@@ -9388,7 +9388,7 @@
           <w:color w:val="1C3A36"/>
           <w:sz w:val="21"/>
         </w:rPr>
-        <w:t>Financing grows at 2.3 times nominal GDP in 2026, decaying to parity by 2030, which takes the bank from about 3.1% of Egyptian private credit to about 4.4%. That is slower than the share gain of the last decade and faster than none. If the bank simply grows with the system, the central falls by about 13.0%.</w:t>
+        <w:t>Financing grows at 2.3 times nominal GDP in 2026, decaying to parity by 2030, which takes the bank from about 3.1% of Egyptian private credit to about 4.4%. That is slower than the share gain of the last decade and faster than none. If the bank simply grows with the system, the central falls by about 14.2%.</w:t>
       </w:r>
     </w:p>
     <w:p>
@@ -14048,7 +14048,7 @@
                 <w:color w:val="1C3A36"/>
                 <w:sz w:val="16"/>
               </w:rPr>
-              <w:t>11.2% of value per 50 basis points</w:t>
+              <w:t>11.1% of value per 50 basis points</w:t>
             </w:r>
           </w:p>
         </w:tc>
@@ -14104,7 +14104,7 @@
                 <w:color w:val="1C3A36"/>
                 <w:sz w:val="16"/>
               </w:rPr>
-              <w:t>22.2% per 50 basis points on the asset yield</w:t>
+              <w:t>21.9% per 50 basis points on the asset yield</w:t>
             </w:r>
           </w:p>
         </w:tc>
@@ -14216,7 +14216,7 @@
                 <w:color w:val="1C3A36"/>
                 <w:sz w:val="16"/>
               </w:rPr>
-              <w:t>17.7% per 200 basis points</w:t>
+              <w:t>19.7% per 200 basis points</w:t>
             </w:r>
           </w:p>
         </w:tc>
@@ -14328,7 +14328,7 @@
                 <w:color w:val="1C3A36"/>
                 <w:sz w:val="16"/>
               </w:rPr>
-              <w:t>13.0% if financing grows five points a year slower</w:t>
+              <w:t>14.2% if financing grows five points a year slower</w:t>
             </w:r>
           </w:p>
         </w:tc>
@@ -15241,7 +15241,7 @@
           <w:color w:val="1C3A36"/>
           <w:sz w:val="21"/>
         </w:rPr>
-        <w:t>"And I would point out where that rate comes from: a ten-year yield printed on 6 August, thirty-four days before the price. In late April and May the same yield was averaging 21.29%. Put 21.29% in and the answer is EGP 53.99. Put in what the market is implying and the answer is the market. I am not saying the model is wrong. I am saying the largest input in it is a month old and the study should say so — which, to its credit, it does."</w:t>
+        <w:t>"And I would point out where that rate comes from: a ten-year yield printed on 6 August, thirty-four days before the price. In late April and May the same yield was averaging 21.29%. Put 21.29% in and the answer is EGP 64.02. Put in what the market is implying and the answer is the market. I am not saying the model is wrong. I am saying the largest input in it is a month old and the study should say so — which, to its credit, it does."</w:t>
       </w:r>
     </w:p>
     <w:p>
@@ -15367,7 +15367,7 @@
           <w:color w:val="1C3A36"/>
           <w:sz w:val="21"/>
         </w:rPr>
-        <w:t>The spread between the highest and lowest present-value read in this study is EGP 2.84 a share, which is small. The spread between the study and the market is EGP 7.59 a share, which is not. That shape — three lenses agreeing with each other and disagreeing with the price — is exactly the case where the lenses probably share an assumption. Here they share two: a 29.42% cost of equity built on a stale yield, and a loss charge normalised above the last six months. A reader who disagrees with either should not adjust the lenses; they should change those two inputs and read the sensitivity table.</w:t>
+        <w:t>The spread between the highest and lowest present-value read in this study is EGP 2.92 a share, which is small. The spread between the study and the market is EGP 0.92 a share, which is not. That shape — three lenses agreeing with each other and disagreeing with the price — is exactly the case where the lenses probably share an assumption. Here they share two: a 29.42% cost of equity built on a stale yield, and a loss charge normalised above the last six months. A reader who disagrees with either should not adjust the lenses; they should change those two inputs and read the sensitivity table.</w:t>
       </w:r>
     </w:p>
     <w:p>
